--- a/files/PHA_Change_Control_Package.docx
+++ b/files/PHA_Change_Control_Package.docx
@@ -10,21 +10,12 @@
         <w:rPr>
           <w:color w:val="1F4E78"/>
         </w:rPr>
-        <w:t>Pharmaceutical — PHA Change Control Package</w:t>
+        <w:t>Change Control Package PHA-CC-2026-088 - Manufacturing Site Transfer (Product P-2418)</w:t>
       </w:r>
     </w:p>
     <w:p>
       <w:r>
-        <w:rPr>
-          <w:i/>
-        </w:rPr>
-        <w:t>Document owner: Pharmaceutical Office</w:t>
-      </w:r>
-      <w:r>
-        <w:rPr>
-          <w:i/>
-        </w:rPr>
-        <w:t xml:space="preserve">  ·  Version: FY2025-A  ·  Classification: Internal — Working</w:t>
+        <w:t>Change ID: PHA-CC-2026-088 | Product: P-2418 (Active: Metformin HCl 500mg sustained-release tablets) | Initiating site: Apex Pharma Cyberjaya | Receiving site: Apex Pharma Klang</w:t>
       </w:r>
     </w:p>
     <w:p>
@@ -32,17 +23,12 @@
         <w:pStyle w:val="Heading1"/>
       </w:pPr>
       <w:r>
-        <w:t>1. Executive Summary</w:t>
+        <w:t>1. Description of change</w:t>
       </w:r>
     </w:p>
     <w:p>
       <w:r>
-        <w:t>This document is the working artefact for the pha change control package use case in the pharmaceutical domain. It is staged for a Microsoft 365 Copilot Cowork / Notebook demo and contains plausible (illustrative) figures, lists, and narratives — not real customer data. The numbers tie back to the companion spreadsheet of the same stem.</w:t>
-      </w:r>
-    </w:p>
-    <w:p>
-      <w:r>
-        <w:t>The intended demo flow: a pharmaceutical stakeholder asks Copilot to summarise, compare, draft, or distribute the contents of this file alongside related artefacts. Cowork fans the task out into 5 parallel sub-tasks (draft Word, draft email, schedule meeting, post Teams message, build action tracker). Notebook adds it as a source and answers grounded questions across all sources.</w:t>
+        <w:t>Transfer of commercial manufacturing of P-2418 from Cyberjaya facility to Klang facility. Reason: Cyberjaya capacity constraint; Klang has spare capacity on Line K-202 (similar fluid-bed granulation, similar tablet press). NPRA submission scheduled August 2026.</w:t>
       </w:r>
     </w:p>
     <w:p>
@@ -50,17 +36,213 @@
         <w:pStyle w:val="Heading1"/>
       </w:pPr>
       <w:r>
-        <w:t>2. Scenario &amp; Background</w:t>
+        <w:t>2. Regulatory classification</w:t>
+      </w:r>
+    </w:p>
+    <w:tbl>
+      <w:tblPr>
+        <w:tblStyle w:val="LightGrid-Accent1"/>
+        <w:tblW w:type="auto" w:w="0"/>
+        <w:tblLook w:firstColumn="1" w:firstRow="1" w:lastColumn="0" w:lastRow="0" w:noHBand="0" w:noVBand="1" w:val="04A0"/>
+      </w:tblPr>
+      <w:tblGrid>
+        <w:gridCol w:w="2160"/>
+        <w:gridCol w:w="2160"/>
+        <w:gridCol w:w="2160"/>
+        <w:gridCol w:w="2160"/>
+      </w:tblGrid>
+      <w:tr>
+        <w:tc>
+          <w:tcPr>
+            <w:tcW w:type="dxa" w:w="2160"/>
+          </w:tcPr>
+          <w:p>
+            <w:r>
+              <w:rPr>
+                <w:b/>
+              </w:rPr>
+              <w:t>Authority</w:t>
+            </w:r>
+          </w:p>
+        </w:tc>
+        <w:tc>
+          <w:tcPr>
+            <w:tcW w:type="dxa" w:w="2160"/>
+          </w:tcPr>
+          <w:p>
+            <w:r>
+              <w:rPr>
+                <w:b/>
+              </w:rPr>
+              <w:t>Variation Category</w:t>
+            </w:r>
+          </w:p>
+        </w:tc>
+        <w:tc>
+          <w:tcPr>
+            <w:tcW w:type="dxa" w:w="2160"/>
+          </w:tcPr>
+          <w:p>
+            <w:r>
+              <w:rPr>
+                <w:b/>
+              </w:rPr>
+              <w:t>Filing Type</w:t>
+            </w:r>
+          </w:p>
+        </w:tc>
+        <w:tc>
+          <w:tcPr>
+            <w:tcW w:type="dxa" w:w="2160"/>
+          </w:tcPr>
+          <w:p>
+            <w:r>
+              <w:rPr>
+                <w:b/>
+              </w:rPr>
+              <w:t>Target submission</w:t>
+            </w:r>
+          </w:p>
+        </w:tc>
+      </w:tr>
+      <w:tr>
+        <w:tc>
+          <w:tcPr>
+            <w:tcW w:type="dxa" w:w="2160"/>
+          </w:tcPr>
+          <w:p>
+            <w:r>
+              <w:t>NPRA Malaysia</w:t>
+            </w:r>
+          </w:p>
+        </w:tc>
+        <w:tc>
+          <w:tcPr>
+            <w:tcW w:type="dxa" w:w="2160"/>
+          </w:tcPr>
+          <w:p>
+            <w:r>
+              <w:t>Major Variation (MaV-1)</w:t>
+            </w:r>
+          </w:p>
+        </w:tc>
+        <w:tc>
+          <w:tcPr>
+            <w:tcW w:type="dxa" w:w="2160"/>
+          </w:tcPr>
+          <w:p>
+            <w:r>
+              <w:t>Prior-approval supplement</w:t>
+            </w:r>
+          </w:p>
+        </w:tc>
+        <w:tc>
+          <w:tcPr>
+            <w:tcW w:type="dxa" w:w="2160"/>
+          </w:tcPr>
+          <w:p>
+            <w:r>
+              <w:t>15-Aug-2026</w:t>
+            </w:r>
+          </w:p>
+        </w:tc>
+      </w:tr>
+      <w:tr>
+        <w:tc>
+          <w:tcPr>
+            <w:tcW w:type="dxa" w:w="2160"/>
+          </w:tcPr>
+          <w:p>
+            <w:r>
+              <w:t>HSA Singapore (exports)</w:t>
+            </w:r>
+          </w:p>
+        </w:tc>
+        <w:tc>
+          <w:tcPr>
+            <w:tcW w:type="dxa" w:w="2160"/>
+          </w:tcPr>
+          <w:p>
+            <w:r>
+              <w:t>Major Variation - Manufacturing site</w:t>
+            </w:r>
+          </w:p>
+        </w:tc>
+        <w:tc>
+          <w:tcPr>
+            <w:tcW w:type="dxa" w:w="2160"/>
+          </w:tcPr>
+          <w:p>
+            <w:r>
+              <w:t>Prior-approval</w:t>
+            </w:r>
+          </w:p>
+        </w:tc>
+        <w:tc>
+          <w:tcPr>
+            <w:tcW w:type="dxa" w:w="2160"/>
+          </w:tcPr>
+          <w:p>
+            <w:r>
+              <w:t>01-Sep-2026</w:t>
+            </w:r>
+          </w:p>
+        </w:tc>
+      </w:tr>
+      <w:tr>
+        <w:tc>
+          <w:tcPr>
+            <w:tcW w:type="dxa" w:w="2160"/>
+          </w:tcPr>
+          <w:p>
+            <w:r>
+              <w:t>BPOM Indonesia (exports)</w:t>
+            </w:r>
+          </w:p>
+        </w:tc>
+        <w:tc>
+          <w:tcPr>
+            <w:tcW w:type="dxa" w:w="2160"/>
+          </w:tcPr>
+          <w:p>
+            <w:r>
+              <w:t>Major Variation</w:t>
+            </w:r>
+          </w:p>
+        </w:tc>
+        <w:tc>
+          <w:tcPr>
+            <w:tcW w:type="dxa" w:w="2160"/>
+          </w:tcPr>
+          <w:p>
+            <w:r>
+              <w:t>Prior-approval</w:t>
+            </w:r>
+          </w:p>
+        </w:tc>
+        <w:tc>
+          <w:tcPr>
+            <w:tcW w:type="dxa" w:w="2160"/>
+          </w:tcPr>
+          <w:p>
+            <w:r>
+              <w:t>15-Sep-2026</w:t>
+            </w:r>
+          </w:p>
+        </w:tc>
+      </w:tr>
+    </w:tbl>
+    <w:p>
+      <w:pPr>
+        <w:pStyle w:val="Heading1"/>
+      </w:pPr>
+      <w:r>
+        <w:t>3. Risk assessment summary</w:t>
       </w:r>
     </w:p>
     <w:p>
       <w:r>
-        <w:t>The Group is mid-cycle on its FY2025 close and is rolling forward into FY2026 planning. The pharmaceutical portfolio has surfaced a mix of on-track lines and corrective items. This pha change control package captures the working position on those items so the Group office, the operating committee, and (where relevant) the regulator-facing officer can align on next steps.</w:t>
-      </w:r>
-    </w:p>
-    <w:p>
-      <w:r>
-        <w:t>The team has triangulated the working dataset against three peer benchmarks and against the regulator's published thresholds for the sector. Findings carried over from the prior cycle have been re-examined to test whether the original assumptions still hold under the FY2026 base case.</w:t>
+        <w:t>Cross-functional risk assessment held 28-Apr-2026 chaired by QA. Highest risks: (a) granulation process robustness on K-202 (Risk 16/25 - High), (b) tablet hardness consistency (Risk 12/25 - Medium), (c) packaging line speed mismatch (Risk 8/25 - Medium). Mitigations defined for each.</w:t>
       </w:r>
     </w:p>
     <w:p>
@@ -68,59 +250,39 @@
         <w:pStyle w:val="Heading1"/>
       </w:pPr>
       <w:r>
-        <w:t>3. Detail &amp; Working</w:t>
+        <w:t>4. Process validation strategy</w:t>
       </w:r>
     </w:p>
     <w:p>
       <w:pPr>
-        <w:pStyle w:val="Heading2"/>
+        <w:pStyle w:val="ListNumber"/>
       </w:pPr>
       <w:r>
-        <w:t>3.1 Position at end of period</w:t>
-      </w:r>
-    </w:p>
-    <w:p>
-      <w:r>
-        <w:t>The closing position by unit / segment is captured in the Change Control Pack tab of the companion workbook. Headline metrics — Yield %, Reject ppm, OOS Open — are within the agreed corridors for Vial Line, Tablet Line, and Capsule Line; outside the corridor for Liquid Line and Packaging; and under recovery monitoring for QC Lab.</w:t>
+        <w:t>Engineering batches: 3 batches at full commercial scale to confirm process parameters</w:t>
       </w:r>
     </w:p>
     <w:p>
       <w:pPr>
-        <w:pStyle w:val="Heading2"/>
+        <w:pStyle w:val="ListNumber"/>
       </w:pPr>
       <w:r>
-        <w:t>3.2 Key drivers</w:t>
-      </w:r>
-    </w:p>
-    <w:p>
-      <w:r>
-        <w:t>The driver bridge (see Deviation Bridge tab) attributes the FY25 variance to a balanced mix of volume / mix, pricing and discount discipline, cost base reset, capex re-baseline, working capital, regulatory provisions, FX and hedging, and productivity / automation. Each driver carries an owner and a status (on-track / at-risk / behind / recovered / mitigated).</w:t>
+        <w:t>Process Performance Qualification (PPQ): 3 consecutive successful batches per ICH Q7</w:t>
       </w:r>
     </w:p>
     <w:p>
       <w:pPr>
-        <w:pStyle w:val="Heading2"/>
+        <w:pStyle w:val="ListNumber"/>
       </w:pPr>
       <w:r>
-        <w:t>3.3 Sensitivities and assumptions</w:t>
-      </w:r>
-    </w:p>
-    <w:p>
-      <w:r>
-        <w:t>The base case assumes FY2026 macro inputs hold within plus/minus 50 basis points of the current corridor. The upside and downside scenarios stress the headline metrics by plus/minus two corridors and re-test the recovery plan owners against the stressed position. Key sensitivities: rate path, FX MYR/USD, commodity benchmarks, regulator timing, and customer concentration.</w:t>
+        <w:t>Continued Process Verification (CPV) for 12 months post-launch with monthly review</w:t>
       </w:r>
     </w:p>
     <w:p>
       <w:pPr>
-        <w:pStyle w:val="Heading2"/>
+        <w:pStyle w:val="ListNumber"/>
       </w:pPr>
       <w:r>
-        <w:t>3.4 Open issues and unknowns</w:t>
-      </w:r>
-    </w:p>
-    <w:p>
-      <w:r>
-        <w:t>The watchlist (see CAPA Tracker tab) tracks 14 indicators flagged in the prior review. Eight are on-track, four are within five points of the threshold (watch), and two have breached and triggered the escalation protocol. Owners and remediation dates are recorded against each item.</w:t>
+        <w:t>In-process critical quality attributes monitored: tablet weight, hardness, friability, disintegration, content uniformity</w:t>
       </w:r>
     </w:p>
     <w:p>
@@ -128,7 +290,20 @@
         <w:pStyle w:val="Heading1"/>
       </w:pPr>
       <w:r>
-        <w:t>4. Recommended Actions</w:t>
+        <w:t>5. Stability commitment</w:t>
+      </w:r>
+    </w:p>
+    <w:p>
+      <w:r>
+        <w:t>Three PPQ batches enrolled into stability per ICH Q1A. Long-term 25C/60%RH and accelerated 40C/75%RH. Stability data filed as commitment with NPRA submission; final 12-month data available March 2027.</w:t>
+      </w:r>
+    </w:p>
+    <w:p>
+      <w:pPr>
+        <w:pStyle w:val="Heading1"/>
+      </w:pPr>
+      <w:r>
+        <w:t>6. Cross-functional approvals</w:t>
       </w:r>
     </w:p>
     <w:p>
@@ -136,7 +311,7 @@
         <w:pStyle w:val="ListBullet"/>
       </w:pPr>
       <w:r>
-        <w:t>Confirm the pha change control package narrative with the Pharmaceutical CFO before the Board cut-off.</w:t>
+        <w:t>Quality Assurance Head - Lim Mei Ling - Approved 02-May-2026</w:t>
       </w:r>
     </w:p>
     <w:p>
@@ -144,7 +319,7 @@
         <w:pStyle w:val="ListBullet"/>
       </w:pPr>
       <w:r>
-        <w:t>Lock the assumption set for the recovery plan and circulate to the division MDs for sign-off.</w:t>
+        <w:t>Manufacturing Director - Ahmad bin Hassan - Approved 03-May-2026</w:t>
       </w:r>
     </w:p>
     <w:p>
@@ -152,7 +327,7 @@
         <w:pStyle w:val="ListBullet"/>
       </w:pPr>
       <w:r>
-        <w:t>Pre-brief the regulator-facing officer on the 30/60/90-day commitments.</w:t>
+        <w:t>Regulatory Affairs Director - Vijay Subramaniam - Approved 05-May-2026</w:t>
       </w:r>
     </w:p>
     <w:p>
@@ -160,7 +335,7 @@
         <w:pStyle w:val="ListBullet"/>
       </w:pPr>
       <w:r>
-        <w:t>Schedule the cross-functional review with risk, legal, IR, and procurement.</w:t>
+        <w:t>Site Quality Heads (Cyberjaya and Klang) - Approved 05-May-2026</w:t>
       </w:r>
     </w:p>
     <w:p>
@@ -168,100 +343,7 @@
         <w:pStyle w:val="ListBullet"/>
       </w:pPr>
       <w:r>
-        <w:t>Capture decisions in the Group decision log with named owners, due dates, and tracking links.</w:t>
-      </w:r>
-    </w:p>
-    <w:p>
-      <w:pPr>
-        <w:pStyle w:val="ListBullet"/>
-      </w:pPr>
-      <w:r>
-        <w:t>Stand up a 5-day Cowork sprint to publish the variance brief, lender holding lines, IR Q&amp;A pack, and ExCo update.</w:t>
-      </w:r>
-    </w:p>
-    <w:p>
-      <w:pPr>
-        <w:pStyle w:val="Heading1"/>
-      </w:pPr>
-      <w:r>
-        <w:t>5. Appendix — Working dataset units</w:t>
-      </w:r>
-    </w:p>
-    <w:p>
-      <w:pPr>
-        <w:pStyle w:val="ListBullet"/>
-      </w:pPr>
-      <w:r>
-        <w:t>Vial Line</w:t>
-      </w:r>
-    </w:p>
-    <w:p>
-      <w:pPr>
-        <w:pStyle w:val="ListBullet"/>
-      </w:pPr>
-      <w:r>
-        <w:t>Tablet Line</w:t>
-      </w:r>
-    </w:p>
-    <w:p>
-      <w:pPr>
-        <w:pStyle w:val="ListBullet"/>
-      </w:pPr>
-      <w:r>
-        <w:t>Capsule Line</w:t>
-      </w:r>
-    </w:p>
-    <w:p>
-      <w:pPr>
-        <w:pStyle w:val="ListBullet"/>
-      </w:pPr>
-      <w:r>
-        <w:t>Liquid Line</w:t>
-      </w:r>
-    </w:p>
-    <w:p>
-      <w:pPr>
-        <w:pStyle w:val="ListBullet"/>
-      </w:pPr>
-      <w:r>
-        <w:t>Packaging</w:t>
-      </w:r>
-    </w:p>
-    <w:p>
-      <w:pPr>
-        <w:pStyle w:val="ListBullet"/>
-      </w:pPr>
-      <w:r>
-        <w:t>QC Lab</w:t>
-      </w:r>
-    </w:p>
-    <w:p>
-      <w:pPr>
-        <w:pStyle w:val="ListBullet"/>
-      </w:pPr>
-      <w:r>
-        <w:t>Warehouse</w:t>
-      </w:r>
-    </w:p>
-    <w:p>
-      <w:pPr>
-        <w:pStyle w:val="ListBullet"/>
-      </w:pPr>
-      <w:r>
-        <w:t>Total</w:t>
-      </w:r>
-    </w:p>
-    <w:p>
-      <w:pPr>
-        <w:pStyle w:val="Heading1"/>
-      </w:pPr>
-      <w:r>
-        <w:t>6. Sign-off &amp; Distribution</w:t>
-      </w:r>
-    </w:p>
-    <w:p>
-      <w:r>
-        <w:t>Prepared by: Pharmaceutical Office  ·  Reviewed by: CFO  ·  Approved by: CEO  ·  Distributed to: Board, ExCo, Risk Committee, IR, Group Strategy.</w:t>
+        <w:t>Qualified Person (QP) - Dr Siti Aishah - Approved subject to PPQ completion</w:t>
       </w:r>
     </w:p>
     <w:sectPr>
@@ -637,6 +719,10 @@
     <w:name w:val="Normal"/>
     <w:qFormat/>
     <w:rsid w:val="00FC693F"/>
+    <w:rPr>
+      <w:rFonts w:ascii="Aptos" w:hAnsi="Aptos"/>
+      <w:sz w:val="22"/>
+    </w:rPr>
   </w:style>
   <w:style w:type="paragraph" w:styleId="Header">
     <w:name w:val="header"/>

--- a/files/PHA_Change_Control_Package.docx
+++ b/files/PHA_Change_Control_Package.docx
@@ -4,39 +4,915 @@
   <w:body>
     <w:p>
       <w:pPr>
-        <w:pStyle w:val="Title"/>
+        <w:jc w:val="left"/>
       </w:pPr>
       <w:r>
         <w:rPr>
-          <w:color w:val="1F4E78"/>
+          <w:b/>
+          <w:color w:val="6B7280"/>
+          <w:sz w:val="18"/>
         </w:rPr>
-        <w:t>Change Control Package PHA-CC-2026-088 - Manufacturing Site Transfer (Product P-2418)</w:t>
-      </w:r>
-    </w:p>
-    <w:p>
-      <w:r>
-        <w:t>Change ID: PHA-CC-2026-088 | Product: P-2418 (Active: Metformin HCl 500mg sustained-release tablets) | Initiating site: Apex Pharma Cyberjaya | Receiving site: Apex Pharma Klang</w:t>
+        <w:t>ZAVA CONGLOMERATE</w:t>
       </w:r>
     </w:p>
     <w:p>
       <w:pPr>
-        <w:pStyle w:val="Heading1"/>
+        <w:spacing w:after="40"/>
       </w:pPr>
       <w:r>
-        <w:t>1. Description of change</w:t>
-      </w:r>
-    </w:p>
-    <w:p>
-      <w:r>
-        <w:t>Transfer of commercial manufacturing of P-2418 from Cyberjaya facility to Klang facility. Reason: Cyberjaya capacity constraint; Klang has spare capacity on Line K-202 (similar fluid-bed granulation, similar tablet press). NPRA submission scheduled August 2026.</w:t>
+        <w:rPr>
+          <w:b/>
+          <w:color w:val="1F2D55"/>
+          <w:sz w:val="44"/>
+        </w:rPr>
+        <w:t>PHA Change Control Package</w:t>
       </w:r>
     </w:p>
     <w:p>
       <w:pPr>
-        <w:pStyle w:val="Heading1"/>
+        <w:spacing w:after="200"/>
       </w:pPr>
       <w:r>
-        <w:t>2. Regulatory classification</w:t>
+        <w:rPr>
+          <w:i/>
+          <w:color w:val="4B5B7C"/>
+          <w:sz w:val="22"/>
+        </w:rPr>
+        <w:t>Executive Brief · Pre-Read</w:t>
+      </w:r>
+    </w:p>
+    <w:p>
+      <w:pPr>
+        <w:spacing w:after="40"/>
+      </w:pPr>
+      <w:r>
+        <w:rPr>
+          <w:b/>
+          <w:color w:val="1F2D55"/>
+          <w:sz w:val="20"/>
+        </w:rPr>
+        <w:t xml:space="preserve">To:  </w:t>
+      </w:r>
+      <w:r>
+        <w:rPr>
+          <w:sz w:val="20"/>
+        </w:rPr>
+        <w:t>Group Executive Committee</w:t>
+      </w:r>
+    </w:p>
+    <w:p>
+      <w:pPr>
+        <w:spacing w:after="40"/>
+      </w:pPr>
+      <w:r>
+        <w:rPr>
+          <w:b/>
+          <w:color w:val="1F2D55"/>
+          <w:sz w:val="20"/>
+        </w:rPr>
+        <w:t xml:space="preserve">From:  </w:t>
+      </w:r>
+      <w:r>
+        <w:rPr>
+          <w:sz w:val="20"/>
+        </w:rPr>
+        <w:t>Office of the Group Chief of Staff</w:t>
+      </w:r>
+    </w:p>
+    <w:p>
+      <w:pPr>
+        <w:spacing w:after="40"/>
+      </w:pPr>
+      <w:r>
+        <w:rPr>
+          <w:b/>
+          <w:color w:val="1F2D55"/>
+          <w:sz w:val="20"/>
+        </w:rPr>
+        <w:t xml:space="preserve">Date:  </w:t>
+      </w:r>
+      <w:r>
+        <w:rPr>
+          <w:sz w:val="20"/>
+        </w:rPr>
+        <w:t>09 May 2026</w:t>
+      </w:r>
+    </w:p>
+    <w:p>
+      <w:pPr>
+        <w:spacing w:after="40"/>
+      </w:pPr>
+      <w:r>
+        <w:rPr>
+          <w:b/>
+          <w:color w:val="1F2D55"/>
+          <w:sz w:val="20"/>
+        </w:rPr>
+        <w:t xml:space="preserve">Classification:  </w:t>
+      </w:r>
+      <w:r>
+        <w:rPr>
+          <w:sz w:val="20"/>
+        </w:rPr>
+        <w:t>Confidential · GroupExCo only</w:t>
+      </w:r>
+    </w:p>
+    <w:p>
+      <w:pPr>
+        <w:spacing w:after="40"/>
+      </w:pPr>
+      <w:r>
+        <w:rPr>
+          <w:b/>
+          <w:color w:val="1F2D55"/>
+          <w:sz w:val="20"/>
+        </w:rPr>
+        <w:t xml:space="preserve">Source file:  </w:t>
+      </w:r>
+      <w:r>
+        <w:rPr>
+          <w:sz w:val="20"/>
+        </w:rPr>
+        <w:t>PHA_Change_Control_Package.docx</w:t>
+      </w:r>
+    </w:p>
+    <w:p>
+      <w:pPr>
+        <w:spacing w:after="40"/>
+      </w:pPr>
+      <w:r>
+        <w:rPr>
+          <w:b/>
+          <w:color w:val="1F2D55"/>
+          <w:sz w:val="20"/>
+        </w:rPr>
+        <w:t xml:space="preserve">Decision required:  </w:t>
+      </w:r>
+      <w:r>
+        <w:rPr>
+          <w:sz w:val="20"/>
+        </w:rPr>
+        <w:t>Yes — see §6</w:t>
+      </w:r>
+    </w:p>
+    <w:p>
+      <w:pPr>
+        <w:spacing w:before="240" w:after="80"/>
+      </w:pPr>
+      <w:r>
+        <w:rPr>
+          <w:b/>
+          <w:color w:val="1F2D55"/>
+          <w:sz w:val="26"/>
+        </w:rPr>
+        <w:t>1. The ask</w:t>
+      </w:r>
+    </w:p>
+    <w:p>
+      <w:pPr>
+        <w:spacing w:after="80"/>
+      </w:pPr>
+      <w:r>
+        <w:rPr>
+          <w:i w:val="0"/>
+          <w:sz w:val="20"/>
+        </w:rPr>
+        <w:t>This brief covers the matter referenced in the title above (PHA Change Control Package). It sets out the context, the data, the options considered, the recommendation, the risks and the next steps. It is intended as a 10-minute read ahead of the GroupExCo session.</w:t>
+      </w:r>
+    </w:p>
+    <w:p>
+      <w:pPr>
+        <w:spacing w:before="240" w:after="80"/>
+      </w:pPr>
+      <w:r>
+        <w:rPr>
+          <w:b/>
+          <w:color w:val="1F2D55"/>
+          <w:sz w:val="26"/>
+        </w:rPr>
+        <w:t>2. Context and background</w:t>
+      </w:r>
+    </w:p>
+    <w:p>
+      <w:pPr>
+        <w:spacing w:after="80"/>
+      </w:pPr>
+      <w:r>
+        <w:rPr>
+          <w:i w:val="0"/>
+          <w:sz w:val="20"/>
+        </w:rPr>
+        <w:t>Over the past two quarters the operating environment has evolved on three fronts: (i) the regulatory pace has accelerated, with three new directives now in consultation that impact our Banking, Insurance and Property divisions; (ii) the macro picture has shifted, with policy rates expected to stay higher for longer, compressing margins in capital-intensive units; and (iii) the competitive landscape has consolidated, with two of our top five rivals announcing inorganic moves that re-shape the next 24 months of strategy.</w:t>
+      </w:r>
+    </w:p>
+    <w:p>
+      <w:pPr>
+        <w:spacing w:after="80"/>
+      </w:pPr>
+      <w:r>
+        <w:rPr>
+          <w:i w:val="0"/>
+          <w:sz w:val="20"/>
+        </w:rPr>
+        <w:t>Against this backdrop, the Group's Q1 FY2026 performance was broadly in line with plan at the revenue line, with EBITDA at the upper end of guidance, but Free Cash Flow conversion fell short by 9% — driven by working-capital extensions at two divisions and a one-off settlement at Property.</w:t>
+      </w:r>
+    </w:p>
+    <w:p>
+      <w:pPr>
+        <w:spacing w:before="240" w:after="80"/>
+      </w:pPr>
+      <w:r>
+        <w:rPr>
+          <w:b/>
+          <w:color w:val="1F2D55"/>
+          <w:sz w:val="26"/>
+        </w:rPr>
+        <w:t>3. What the data shows</w:t>
+      </w:r>
+    </w:p>
+    <w:tbl>
+      <w:tblPr>
+        <w:tblStyle w:val="LightGrid-Accent1"/>
+        <w:tblW w:type="auto" w:w="0"/>
+        <w:tblLook w:firstColumn="1" w:firstRow="1" w:lastColumn="0" w:lastRow="0" w:noHBand="0" w:noVBand="1" w:val="04A0"/>
+      </w:tblPr>
+      <w:tblGrid>
+        <w:gridCol w:w="1728"/>
+        <w:gridCol w:w="1728"/>
+        <w:gridCol w:w="1728"/>
+        <w:gridCol w:w="1728"/>
+        <w:gridCol w:w="1728"/>
+      </w:tblGrid>
+      <w:tr>
+        <w:tc>
+          <w:tcPr>
+            <w:tcW w:type="dxa" w:w="1728"/>
+            <w:shd w:val="clear" w:color="auto" w:fill="1F2D55"/>
+          </w:tcPr>
+          <w:p>
+            <w:r>
+              <w:rPr>
+                <w:b/>
+                <w:color w:val="FFFFFF"/>
+                <w:sz w:val="18"/>
+              </w:rPr>
+              <w:t>Metric</w:t>
+            </w:r>
+          </w:p>
+        </w:tc>
+        <w:tc>
+          <w:tcPr>
+            <w:tcW w:type="dxa" w:w="1728"/>
+            <w:shd w:val="clear" w:color="auto" w:fill="1F2D55"/>
+          </w:tcPr>
+          <w:p>
+            <w:r>
+              <w:rPr>
+                <w:b/>
+                <w:color w:val="FFFFFF"/>
+                <w:sz w:val="18"/>
+              </w:rPr>
+              <w:t>FY2025A</w:t>
+            </w:r>
+          </w:p>
+        </w:tc>
+        <w:tc>
+          <w:tcPr>
+            <w:tcW w:type="dxa" w:w="1728"/>
+            <w:shd w:val="clear" w:color="auto" w:fill="1F2D55"/>
+          </w:tcPr>
+          <w:p>
+            <w:r>
+              <w:rPr>
+                <w:b/>
+                <w:color w:val="FFFFFF"/>
+                <w:sz w:val="18"/>
+              </w:rPr>
+              <w:t>FY2026 Plan</w:t>
+            </w:r>
+          </w:p>
+        </w:tc>
+        <w:tc>
+          <w:tcPr>
+            <w:tcW w:type="dxa" w:w="1728"/>
+            <w:shd w:val="clear" w:color="auto" w:fill="1F2D55"/>
+          </w:tcPr>
+          <w:p>
+            <w:r>
+              <w:rPr>
+                <w:b/>
+                <w:color w:val="FFFFFF"/>
+                <w:sz w:val="18"/>
+              </w:rPr>
+              <w:t>FY2026 YTD</w:t>
+            </w:r>
+          </w:p>
+        </w:tc>
+        <w:tc>
+          <w:tcPr>
+            <w:tcW w:type="dxa" w:w="1728"/>
+            <w:shd w:val="clear" w:color="auto" w:fill="1F2D55"/>
+          </w:tcPr>
+          <w:p>
+            <w:r>
+              <w:rPr>
+                <w:b/>
+                <w:color w:val="FFFFFF"/>
+                <w:sz w:val="18"/>
+              </w:rPr>
+              <w:t>Status</w:t>
+            </w:r>
+          </w:p>
+        </w:tc>
+      </w:tr>
+      <w:tr>
+        <w:tc>
+          <w:tcPr>
+            <w:tcW w:type="dxa" w:w="1728"/>
+          </w:tcPr>
+          <w:p>
+            <w:r>
+              <w:rPr>
+                <w:sz w:val="18"/>
+              </w:rPr>
+              <w:t>Group revenue (MYR B)</w:t>
+            </w:r>
+          </w:p>
+        </w:tc>
+        <w:tc>
+          <w:tcPr>
+            <w:tcW w:type="dxa" w:w="1728"/>
+          </w:tcPr>
+          <w:p>
+            <w:r>
+              <w:rPr>
+                <w:sz w:val="18"/>
+              </w:rPr>
+              <w:t>46.9</w:t>
+            </w:r>
+          </w:p>
+        </w:tc>
+        <w:tc>
+          <w:tcPr>
+            <w:tcW w:type="dxa" w:w="1728"/>
+          </w:tcPr>
+          <w:p>
+            <w:r>
+              <w:rPr>
+                <w:sz w:val="18"/>
+              </w:rPr>
+              <w:t>45.7</w:t>
+            </w:r>
+          </w:p>
+        </w:tc>
+        <w:tc>
+          <w:tcPr>
+            <w:tcW w:type="dxa" w:w="1728"/>
+          </w:tcPr>
+          <w:p>
+            <w:r>
+              <w:rPr>
+                <w:sz w:val="18"/>
+              </w:rPr>
+              <w:t>11.6</w:t>
+            </w:r>
+          </w:p>
+        </w:tc>
+        <w:tc>
+          <w:tcPr>
+            <w:tcW w:type="dxa" w:w="1728"/>
+          </w:tcPr>
+          <w:p>
+            <w:r>
+              <w:rPr>
+                <w:sz w:val="18"/>
+              </w:rPr>
+              <w:t>On track</w:t>
+            </w:r>
+          </w:p>
+        </w:tc>
+      </w:tr>
+      <w:tr>
+        <w:tc>
+          <w:tcPr>
+            <w:tcW w:type="dxa" w:w="1728"/>
+          </w:tcPr>
+          <w:p>
+            <w:r>
+              <w:rPr>
+                <w:sz w:val="18"/>
+              </w:rPr>
+              <w:t>Group EBITDA (MYR B)</w:t>
+            </w:r>
+          </w:p>
+        </w:tc>
+        <w:tc>
+          <w:tcPr>
+            <w:tcW w:type="dxa" w:w="1728"/>
+          </w:tcPr>
+          <w:p>
+            <w:r>
+              <w:rPr>
+                <w:sz w:val="18"/>
+              </w:rPr>
+              <w:t>9.9</w:t>
+            </w:r>
+          </w:p>
+        </w:tc>
+        <w:tc>
+          <w:tcPr>
+            <w:tcW w:type="dxa" w:w="1728"/>
+          </w:tcPr>
+          <w:p>
+            <w:r>
+              <w:rPr>
+                <w:sz w:val="18"/>
+              </w:rPr>
+              <w:t>10.7</w:t>
+            </w:r>
+          </w:p>
+        </w:tc>
+        <w:tc>
+          <w:tcPr>
+            <w:tcW w:type="dxa" w:w="1728"/>
+          </w:tcPr>
+          <w:p>
+            <w:r>
+              <w:rPr>
+                <w:sz w:val="18"/>
+              </w:rPr>
+              <w:t>3.9</w:t>
+            </w:r>
+          </w:p>
+        </w:tc>
+        <w:tc>
+          <w:tcPr>
+            <w:tcW w:type="dxa" w:w="1728"/>
+          </w:tcPr>
+          <w:p>
+            <w:r>
+              <w:rPr>
+                <w:sz w:val="18"/>
+              </w:rPr>
+              <w:t>Ahead</w:t>
+            </w:r>
+          </w:p>
+        </w:tc>
+      </w:tr>
+      <w:tr>
+        <w:tc>
+          <w:tcPr>
+            <w:tcW w:type="dxa" w:w="1728"/>
+          </w:tcPr>
+          <w:p>
+            <w:r>
+              <w:rPr>
+                <w:sz w:val="18"/>
+              </w:rPr>
+              <w:t>EBITDA margin %</w:t>
+            </w:r>
+          </w:p>
+        </w:tc>
+        <w:tc>
+          <w:tcPr>
+            <w:tcW w:type="dxa" w:w="1728"/>
+          </w:tcPr>
+          <w:p>
+            <w:r>
+              <w:rPr>
+                <w:sz w:val="18"/>
+              </w:rPr>
+              <w:t>17.7</w:t>
+            </w:r>
+          </w:p>
+        </w:tc>
+        <w:tc>
+          <w:tcPr>
+            <w:tcW w:type="dxa" w:w="1728"/>
+          </w:tcPr>
+          <w:p>
+            <w:r>
+              <w:rPr>
+                <w:sz w:val="18"/>
+              </w:rPr>
+              <w:t>19.9</w:t>
+            </w:r>
+          </w:p>
+        </w:tc>
+        <w:tc>
+          <w:tcPr>
+            <w:tcW w:type="dxa" w:w="1728"/>
+          </w:tcPr>
+          <w:p>
+            <w:r>
+              <w:rPr>
+                <w:sz w:val="18"/>
+              </w:rPr>
+              <w:t>20.9</w:t>
+            </w:r>
+          </w:p>
+        </w:tc>
+        <w:tc>
+          <w:tcPr>
+            <w:tcW w:type="dxa" w:w="1728"/>
+          </w:tcPr>
+          <w:p>
+            <w:r>
+              <w:rPr>
+                <w:sz w:val="18"/>
+              </w:rPr>
+              <w:t>Ahead</w:t>
+            </w:r>
+          </w:p>
+        </w:tc>
+      </w:tr>
+      <w:tr>
+        <w:tc>
+          <w:tcPr>
+            <w:tcW w:type="dxa" w:w="1728"/>
+          </w:tcPr>
+          <w:p>
+            <w:r>
+              <w:rPr>
+                <w:sz w:val="18"/>
+              </w:rPr>
+              <w:t>Free Cash Flow (MYR B)</w:t>
+            </w:r>
+          </w:p>
+        </w:tc>
+        <w:tc>
+          <w:tcPr>
+            <w:tcW w:type="dxa" w:w="1728"/>
+          </w:tcPr>
+          <w:p>
+            <w:r>
+              <w:rPr>
+                <w:sz w:val="18"/>
+              </w:rPr>
+              <w:t>4.9</w:t>
+            </w:r>
+          </w:p>
+        </w:tc>
+        <w:tc>
+          <w:tcPr>
+            <w:tcW w:type="dxa" w:w="1728"/>
+          </w:tcPr>
+          <w:p>
+            <w:r>
+              <w:rPr>
+                <w:sz w:val="18"/>
+              </w:rPr>
+              <w:t>5.7</w:t>
+            </w:r>
+          </w:p>
+        </w:tc>
+        <w:tc>
+          <w:tcPr>
+            <w:tcW w:type="dxa" w:w="1728"/>
+          </w:tcPr>
+          <w:p>
+            <w:r>
+              <w:rPr>
+                <w:sz w:val="18"/>
+              </w:rPr>
+              <w:t>0.8</w:t>
+            </w:r>
+          </w:p>
+        </w:tc>
+        <w:tc>
+          <w:tcPr>
+            <w:tcW w:type="dxa" w:w="1728"/>
+          </w:tcPr>
+          <w:p>
+            <w:r>
+              <w:rPr>
+                <w:sz w:val="18"/>
+              </w:rPr>
+              <w:t>Behind (-9%)</w:t>
+            </w:r>
+          </w:p>
+        </w:tc>
+      </w:tr>
+      <w:tr>
+        <w:tc>
+          <w:tcPr>
+            <w:tcW w:type="dxa" w:w="1728"/>
+          </w:tcPr>
+          <w:p>
+            <w:r>
+              <w:rPr>
+                <w:sz w:val="18"/>
+              </w:rPr>
+              <w:t>Net Debt / EBITDA (x)</w:t>
+            </w:r>
+          </w:p>
+        </w:tc>
+        <w:tc>
+          <w:tcPr>
+            <w:tcW w:type="dxa" w:w="1728"/>
+          </w:tcPr>
+          <w:p>
+            <w:r>
+              <w:rPr>
+                <w:sz w:val="18"/>
+              </w:rPr>
+              <w:t>2.4</w:t>
+            </w:r>
+          </w:p>
+        </w:tc>
+        <w:tc>
+          <w:tcPr>
+            <w:tcW w:type="dxa" w:w="1728"/>
+          </w:tcPr>
+          <w:p>
+            <w:r>
+              <w:rPr>
+                <w:sz w:val="18"/>
+              </w:rPr>
+              <w:t>2.2</w:t>
+            </w:r>
+          </w:p>
+        </w:tc>
+        <w:tc>
+          <w:tcPr>
+            <w:tcW w:type="dxa" w:w="1728"/>
+          </w:tcPr>
+          <w:p>
+            <w:r>
+              <w:rPr>
+                <w:sz w:val="18"/>
+              </w:rPr>
+              <w:t>2.1</w:t>
+            </w:r>
+          </w:p>
+        </w:tc>
+        <w:tc>
+          <w:tcPr>
+            <w:tcW w:type="dxa" w:w="1728"/>
+          </w:tcPr>
+          <w:p>
+            <w:r>
+              <w:rPr>
+                <w:sz w:val="18"/>
+              </w:rPr>
+              <w:t>On track</w:t>
+            </w:r>
+          </w:p>
+        </w:tc>
+      </w:tr>
+      <w:tr>
+        <w:tc>
+          <w:tcPr>
+            <w:tcW w:type="dxa" w:w="1728"/>
+          </w:tcPr>
+          <w:p>
+            <w:r>
+              <w:rPr>
+                <w:sz w:val="18"/>
+              </w:rPr>
+              <w:t>Return on capital %</w:t>
+            </w:r>
+          </w:p>
+        </w:tc>
+        <w:tc>
+          <w:tcPr>
+            <w:tcW w:type="dxa" w:w="1728"/>
+          </w:tcPr>
+          <w:p>
+            <w:r>
+              <w:rPr>
+                <w:sz w:val="18"/>
+              </w:rPr>
+              <w:t>11.8</w:t>
+            </w:r>
+          </w:p>
+        </w:tc>
+        <w:tc>
+          <w:tcPr>
+            <w:tcW w:type="dxa" w:w="1728"/>
+          </w:tcPr>
+          <w:p>
+            <w:r>
+              <w:rPr>
+                <w:sz w:val="18"/>
+              </w:rPr>
+              <w:t>12.4</w:t>
+            </w:r>
+          </w:p>
+        </w:tc>
+        <w:tc>
+          <w:tcPr>
+            <w:tcW w:type="dxa" w:w="1728"/>
+          </w:tcPr>
+          <w:p>
+            <w:r>
+              <w:rPr>
+                <w:sz w:val="18"/>
+              </w:rPr>
+              <w:t>12.1</w:t>
+            </w:r>
+          </w:p>
+        </w:tc>
+        <w:tc>
+          <w:tcPr>
+            <w:tcW w:type="dxa" w:w="1728"/>
+          </w:tcPr>
+          <w:p>
+            <w:r>
+              <w:rPr>
+                <w:sz w:val="18"/>
+              </w:rPr>
+              <w:t>On track</w:t>
+            </w:r>
+          </w:p>
+        </w:tc>
+      </w:tr>
+    </w:tbl>
+    <w:p>
+      <w:pPr>
+        <w:spacing w:after="80"/>
+      </w:pPr>
+      <w:r>
+        <w:rPr>
+          <w:i w:val="0"/>
+          <w:sz w:val="20"/>
+        </w:rPr>
+        <w:t>The variance against plan is concentrated in three places: (a) Banking division trading income (-MYR 142m vs plan), (b) Property division settlement (-MYR 78m), (c) Industrial Manufacturing working-capital build (+MYR 215m receivables, +MYR 92m inventory). Recovery actions are underway; expected catch-up by end-Q3.</w:t>
+      </w:r>
+    </w:p>
+    <w:p>
+      <w:pPr>
+        <w:spacing w:before="240" w:after="80"/>
+      </w:pPr>
+      <w:r>
+        <w:rPr>
+          <w:b/>
+          <w:color w:val="1F2D55"/>
+          <w:sz w:val="26"/>
+        </w:rPr>
+        <w:t>4. Options considered</w:t>
+      </w:r>
+    </w:p>
+    <w:p>
+      <w:pPr>
+        <w:spacing w:before="160" w:after="40"/>
+      </w:pPr>
+      <w:r>
+        <w:rPr>
+          <w:b/>
+          <w:color w:val="4B5B7C"/>
+          <w:sz w:val="22"/>
+        </w:rPr>
+        <w:t>Option A — Stay the course (status quo)</w:t>
+      </w:r>
+    </w:p>
+    <w:p>
+      <w:pPr>
+        <w:spacing w:after="80"/>
+      </w:pPr>
+      <w:r>
+        <w:rPr>
+          <w:i w:val="0"/>
+          <w:sz w:val="20"/>
+        </w:rPr>
+        <w:t>Continue current plan; accept the 9% FCF shortfall as a Q1 timing matter; rely on the planned divestment proceeds in Q3 to close the gap. Risk: external market may not co-operate; downside if Q3 outturn slips.</w:t>
+      </w:r>
+    </w:p>
+    <w:p>
+      <w:pPr>
+        <w:spacing w:before="160" w:after="40"/>
+      </w:pPr>
+      <w:r>
+        <w:rPr>
+          <w:b/>
+          <w:color w:val="4B5B7C"/>
+          <w:sz w:val="22"/>
+        </w:rPr>
+        <w:t>Option B — Targeted intervention (recommended)</w:t>
+      </w:r>
+    </w:p>
+    <w:p>
+      <w:pPr>
+        <w:spacing w:after="80"/>
+      </w:pPr>
+      <w:r>
+        <w:rPr>
+          <w:i w:val="0"/>
+          <w:sz w:val="20"/>
+        </w:rPr>
+        <w:t>Stand up a Group-led working-capital task force for 90 days. Tighten credit terms at three highest-DSO divisions; freeze non-essential capex at the manufacturing unit; accelerate the small divestment programme. Modelled impact: +MYR 350-450m FCF; limited revenue downside.</w:t>
+      </w:r>
+    </w:p>
+    <w:p>
+      <w:pPr>
+        <w:spacing w:before="160" w:after="40"/>
+      </w:pPr>
+      <w:r>
+        <w:rPr>
+          <w:b/>
+          <w:color w:val="4B5B7C"/>
+          <w:sz w:val="22"/>
+        </w:rPr>
+        <w:t>Option C — Aggressive re-plan</w:t>
+      </w:r>
+    </w:p>
+    <w:p>
+      <w:pPr>
+        <w:spacing w:after="80"/>
+      </w:pPr>
+      <w:r>
+        <w:rPr>
+          <w:i w:val="0"/>
+          <w:sz w:val="20"/>
+        </w:rPr>
+        <w:t>Re-base the FY2026 plan downward; cut discretionary opex 10%; defer all non-committed capex. Risk: messaging risk to the market; staff impact; M&amp;A-pipeline deceleration. Modelled impact: +MYR 600-800m FCF; revenue -1.5%; one-off restructuring charge.</w:t>
+      </w:r>
+    </w:p>
+    <w:p>
+      <w:pPr>
+        <w:spacing w:before="240" w:after="80"/>
+      </w:pPr>
+      <w:r>
+        <w:rPr>
+          <w:b/>
+          <w:color w:val="1F2D55"/>
+          <w:sz w:val="26"/>
+        </w:rPr>
+        <w:t>5. Recommendation</w:t>
+      </w:r>
+    </w:p>
+    <w:p>
+      <w:pPr>
+        <w:spacing w:after="80"/>
+      </w:pPr>
+      <w:r>
+        <w:rPr>
+          <w:i w:val="0"/>
+          <w:sz w:val="20"/>
+        </w:rPr>
+        <w:t>Recommend Option B. It addresses the FCF gap with the highest expected value, preserves the strategic plan, and avoids market-messaging risk. The task force would be sponsored by the Group CFO with a named senior leader from each division. Weekly read-out to GroupExCo for 12 weeks.</w:t>
+      </w:r>
+    </w:p>
+    <w:p>
+      <w:pPr>
+        <w:spacing w:before="240" w:after="80"/>
+      </w:pPr>
+      <w:r>
+        <w:rPr>
+          <w:b/>
+          <w:color w:val="1F2D55"/>
+          <w:sz w:val="26"/>
+        </w:rPr>
+        <w:t>6. Decision sought</w:t>
+      </w:r>
+    </w:p>
+    <w:p>
+      <w:pPr>
+        <w:pStyle w:val="ListBullet"/>
+        <w:spacing w:after="40"/>
+      </w:pPr>
+      <w:r>
+        <w:rPr>
+          <w:sz w:val="20"/>
+        </w:rPr>
+        <w:t>Endorse Option B (Targeted intervention) for the next 90 days.</w:t>
+      </w:r>
+    </w:p>
+    <w:p>
+      <w:pPr>
+        <w:pStyle w:val="ListBullet"/>
+        <w:spacing w:after="40"/>
+      </w:pPr>
+      <w:r>
+        <w:rPr>
+          <w:sz w:val="20"/>
+        </w:rPr>
+        <w:t>Approve the working-capital task force charter, sponsor and KPIs (attached).</w:t>
+      </w:r>
+    </w:p>
+    <w:p>
+      <w:pPr>
+        <w:pStyle w:val="ListBullet"/>
+        <w:spacing w:after="40"/>
+      </w:pPr>
+      <w:r>
+        <w:rPr>
+          <w:sz w:val="20"/>
+        </w:rPr>
+        <w:t>Note the Q3 catch-up trajectory; agree the trigger for Option C if Q2 FCF underperforms plan.</w:t>
+      </w:r>
+    </w:p>
+    <w:p>
+      <w:pPr>
+        <w:spacing w:before="240" w:after="80"/>
+      </w:pPr>
+      <w:r>
+        <w:rPr>
+          <w:b/>
+          <w:color w:val="1F2D55"/>
+          <w:sz w:val="26"/>
+        </w:rPr>
+        <w:t>7. Risks and mitigations</w:t>
       </w:r>
     </w:p>
     <w:tbl>
@@ -55,52 +931,64 @@
         <w:tc>
           <w:tcPr>
             <w:tcW w:type="dxa" w:w="2160"/>
+            <w:shd w:val="clear" w:color="auto" w:fill="1F2D55"/>
           </w:tcPr>
           <w:p>
             <w:r>
               <w:rPr>
                 <w:b/>
+                <w:color w:val="FFFFFF"/>
+                <w:sz w:val="18"/>
               </w:rPr>
-              <w:t>Authority</w:t>
+              <w:t>Risk</w:t>
             </w:r>
           </w:p>
         </w:tc>
         <w:tc>
           <w:tcPr>
             <w:tcW w:type="dxa" w:w="2160"/>
+            <w:shd w:val="clear" w:color="auto" w:fill="1F2D55"/>
           </w:tcPr>
           <w:p>
             <w:r>
               <w:rPr>
                 <w:b/>
+                <w:color w:val="FFFFFF"/>
+                <w:sz w:val="18"/>
               </w:rPr>
-              <w:t>Variation Category</w:t>
+              <w:t>Likelihood</w:t>
             </w:r>
           </w:p>
         </w:tc>
         <w:tc>
           <w:tcPr>
             <w:tcW w:type="dxa" w:w="2160"/>
+            <w:shd w:val="clear" w:color="auto" w:fill="1F2D55"/>
           </w:tcPr>
           <w:p>
             <w:r>
               <w:rPr>
                 <w:b/>
+                <w:color w:val="FFFFFF"/>
+                <w:sz w:val="18"/>
               </w:rPr>
-              <w:t>Filing Type</w:t>
+              <w:t>Impact</w:t>
             </w:r>
           </w:p>
         </w:tc>
         <w:tc>
           <w:tcPr>
             <w:tcW w:type="dxa" w:w="2160"/>
+            <w:shd w:val="clear" w:color="auto" w:fill="1F2D55"/>
           </w:tcPr>
           <w:p>
             <w:r>
               <w:rPr>
                 <w:b/>
+                <w:color w:val="FFFFFF"/>
+                <w:sz w:val="18"/>
               </w:rPr>
-              <w:t>Target submission</w:t>
+              <w:t>Mitigation</w:t>
             </w:r>
           </w:p>
         </w:tc>
@@ -112,7 +1000,10 @@
           </w:tcPr>
           <w:p>
             <w:r>
-              <w:t>NPRA Malaysia</w:t>
+              <w:rPr>
+                <w:sz w:val="18"/>
+              </w:rPr>
+              <w:t>Q3 divestment slips beyond Sep'26</w:t>
             </w:r>
           </w:p>
         </w:tc>
@@ -122,7 +1013,10 @@
           </w:tcPr>
           <w:p>
             <w:r>
-              <w:t>Major Variation (MaV-1)</w:t>
+              <w:rPr>
+                <w:sz w:val="18"/>
+              </w:rPr>
+              <w:t>Medium</w:t>
             </w:r>
           </w:p>
         </w:tc>
@@ -132,7 +1026,10 @@
           </w:tcPr>
           <w:p>
             <w:r>
-              <w:t>Prior-approval supplement</w:t>
+              <w:rPr>
+                <w:sz w:val="18"/>
+              </w:rPr>
+              <w:t>MYR 300-450m FCF</w:t>
             </w:r>
           </w:p>
         </w:tc>
@@ -142,7 +1039,10 @@
           </w:tcPr>
           <w:p>
             <w:r>
-              <w:t>15-Aug-2026</w:t>
+              <w:rPr>
+                <w:sz w:val="18"/>
+              </w:rPr>
+              <w:t>Begin advisor process now; identify alternate proceeds source</w:t>
             </w:r>
           </w:p>
         </w:tc>
@@ -154,7 +1054,10 @@
           </w:tcPr>
           <w:p>
             <w:r>
-              <w:t>HSA Singapore (exports)</w:t>
+              <w:rPr>
+                <w:sz w:val="18"/>
+              </w:rPr>
+              <w:t>Receivables collection unpopular with customers</w:t>
             </w:r>
           </w:p>
         </w:tc>
@@ -164,7 +1067,10 @@
           </w:tcPr>
           <w:p>
             <w:r>
-              <w:t>Major Variation - Manufacturing site</w:t>
+              <w:rPr>
+                <w:sz w:val="18"/>
+              </w:rPr>
+              <w:t>Low</w:t>
             </w:r>
           </w:p>
         </w:tc>
@@ -174,7 +1080,10 @@
           </w:tcPr>
           <w:p>
             <w:r>
-              <w:t>Prior-approval</w:t>
+              <w:rPr>
+                <w:sz w:val="18"/>
+              </w:rPr>
+              <w:t>Customer churn 1-2%</w:t>
             </w:r>
           </w:p>
         </w:tc>
@@ -184,7 +1093,10 @@
           </w:tcPr>
           <w:p>
             <w:r>
-              <w:t>01-Sep-2026</w:t>
+              <w:rPr>
+                <w:sz w:val="18"/>
+              </w:rPr>
+              <w:t>Phase implementation; carve-outs for strategic accounts</w:t>
             </w:r>
           </w:p>
         </w:tc>
@@ -196,7 +1108,10 @@
           </w:tcPr>
           <w:p>
             <w:r>
-              <w:t>BPOM Indonesia (exports)</w:t>
+              <w:rPr>
+                <w:sz w:val="18"/>
+              </w:rPr>
+              <w:t>Manufacturing inventory cut hits service levels</w:t>
             </w:r>
           </w:p>
         </w:tc>
@@ -206,7 +1121,10 @@
           </w:tcPr>
           <w:p>
             <w:r>
-              <w:t>Major Variation</w:t>
+              <w:rPr>
+                <w:sz w:val="18"/>
+              </w:rPr>
+              <w:t>Medium</w:t>
             </w:r>
           </w:p>
         </w:tc>
@@ -216,7 +1134,10 @@
           </w:tcPr>
           <w:p>
             <w:r>
-              <w:t>Prior-approval</w:t>
+              <w:rPr>
+                <w:sz w:val="18"/>
+              </w:rPr>
+              <w:t>Stock-out risk on 8 SKUs</w:t>
             </w:r>
           </w:p>
         </w:tc>
@@ -226,7 +1147,64 @@
           </w:tcPr>
           <w:p>
             <w:r>
-              <w:t>15-Sep-2026</w:t>
+              <w:rPr>
+                <w:sz w:val="18"/>
+              </w:rPr>
+              <w:t>Targeted SKU-level review; safety-stock retained on critical lines</w:t>
+            </w:r>
+          </w:p>
+        </w:tc>
+      </w:tr>
+      <w:tr>
+        <w:tc>
+          <w:tcPr>
+            <w:tcW w:type="dxa" w:w="2160"/>
+          </w:tcPr>
+          <w:p>
+            <w:r>
+              <w:rPr>
+                <w:sz w:val="18"/>
+              </w:rPr>
+              <w:t>Bank covenants tighten if FCF deteriorates further</w:t>
+            </w:r>
+          </w:p>
+        </w:tc>
+        <w:tc>
+          <w:tcPr>
+            <w:tcW w:type="dxa" w:w="2160"/>
+          </w:tcPr>
+          <w:p>
+            <w:r>
+              <w:rPr>
+                <w:sz w:val="18"/>
+              </w:rPr>
+              <w:t>Low</w:t>
+            </w:r>
+          </w:p>
+        </w:tc>
+        <w:tc>
+          <w:tcPr>
+            <w:tcW w:type="dxa" w:w="2160"/>
+          </w:tcPr>
+          <w:p>
+            <w:r>
+              <w:rPr>
+                <w:sz w:val="18"/>
+              </w:rPr>
+              <w:t>Reputational</w:t>
+            </w:r>
+          </w:p>
+        </w:tc>
+        <w:tc>
+          <w:tcPr>
+            <w:tcW w:type="dxa" w:w="2160"/>
+          </w:tcPr>
+          <w:p>
+            <w:r>
+              <w:rPr>
+                <w:sz w:val="18"/>
+              </w:rPr>
+              <w:t>Proactive lender briefing; covenants currently 1.4× headroom</w:t>
             </w:r>
           </w:p>
         </w:tc>
@@ -234,116 +1212,101 @@
     </w:tbl>
     <w:p>
       <w:pPr>
-        <w:pStyle w:val="Heading1"/>
+        <w:spacing w:before="240" w:after="80"/>
       </w:pPr>
       <w:r>
-        <w:t>3. Risk assessment summary</w:t>
-      </w:r>
-    </w:p>
-    <w:p>
-      <w:r>
-        <w:t>Cross-functional risk assessment held 28-Apr-2026 chaired by QA. Highest risks: (a) granulation process robustness on K-202 (Risk 16/25 - High), (b) tablet hardness consistency (Risk 12/25 - Medium), (c) packaging line speed mismatch (Risk 8/25 - Medium). Mitigations defined for each.</w:t>
+        <w:rPr>
+          <w:b/>
+          <w:color w:val="1F2D55"/>
+          <w:sz w:val="26"/>
+        </w:rPr>
+        <w:t>8. Communications</w:t>
       </w:r>
     </w:p>
     <w:p>
       <w:pPr>
-        <w:pStyle w:val="Heading1"/>
+        <w:spacing w:after="80"/>
       </w:pPr>
       <w:r>
-        <w:t>4. Process validation strategy</w:t>
+        <w:rPr>
+          <w:i w:val="0"/>
+          <w:sz w:val="20"/>
+        </w:rPr>
+        <w:t>Internal: post-decision, Group CFO to brief Divisional CFOs and Heads of Finance via Teams meeting; cascade to operational managers within 5 working days. External: no required disclosure at this stage; CFO commentary at next analyst briefing to emphasise capital discipline.</w:t>
       </w:r>
     </w:p>
     <w:p>
       <w:pPr>
-        <w:pStyle w:val="ListNumber"/>
+        <w:spacing w:before="240" w:after="80"/>
       </w:pPr>
       <w:r>
-        <w:t>Engineering batches: 3 batches at full commercial scale to confirm process parameters</w:t>
-      </w:r>
-    </w:p>
-    <w:p>
-      <w:pPr>
-        <w:pStyle w:val="ListNumber"/>
-      </w:pPr>
-      <w:r>
-        <w:t>Process Performance Qualification (PPQ): 3 consecutive successful batches per ICH Q7</w:t>
-      </w:r>
-    </w:p>
-    <w:p>
-      <w:pPr>
-        <w:pStyle w:val="ListNumber"/>
-      </w:pPr>
-      <w:r>
-        <w:t>Continued Process Verification (CPV) for 12 months post-launch with monthly review</w:t>
-      </w:r>
-    </w:p>
-    <w:p>
-      <w:pPr>
-        <w:pStyle w:val="ListNumber"/>
-      </w:pPr>
-      <w:r>
-        <w:t>In-process critical quality attributes monitored: tablet weight, hardness, friability, disintegration, content uniformity</w:t>
-      </w:r>
-    </w:p>
-    <w:p>
-      <w:pPr>
-        <w:pStyle w:val="Heading1"/>
-      </w:pPr>
-      <w:r>
-        <w:t>5. Stability commitment</w:t>
-      </w:r>
-    </w:p>
-    <w:p>
-      <w:r>
-        <w:t>Three PPQ batches enrolled into stability per ICH Q1A. Long-term 25C/60%RH and accelerated 40C/75%RH. Stability data filed as commitment with NPRA submission; final 12-month data available March 2027.</w:t>
-      </w:r>
-    </w:p>
-    <w:p>
-      <w:pPr>
-        <w:pStyle w:val="Heading1"/>
-      </w:pPr>
-      <w:r>
-        <w:t>6. Cross-functional approvals</w:t>
+        <w:rPr>
+          <w:b/>
+          <w:color w:val="1F2D55"/>
+          <w:sz w:val="26"/>
+        </w:rPr>
+        <w:t>Appendix — Backup analysis</w:t>
       </w:r>
     </w:p>
     <w:p>
       <w:pPr>
         <w:pStyle w:val="ListBullet"/>
+        <w:spacing w:after="40"/>
       </w:pPr>
       <w:r>
-        <w:t>Quality Assurance Head - Lim Mei Ling - Approved 02-May-2026</w:t>
+        <w:rPr>
+          <w:sz w:val="20"/>
+        </w:rPr>
+        <w:t>DSO/DIO/DPO benchmarks across peers (12 ASEAN conglomerates)</w:t>
       </w:r>
     </w:p>
     <w:p>
       <w:pPr>
         <w:pStyle w:val="ListBullet"/>
+        <w:spacing w:after="40"/>
       </w:pPr>
       <w:r>
-        <w:t>Manufacturing Director - Ahmad bin Hassan - Approved 03-May-2026</w:t>
+        <w:rPr>
+          <w:sz w:val="20"/>
+        </w:rPr>
+        <w:t>Q3 divestment pipeline (5 assets, modelled proceeds MYR 320-540m)</w:t>
       </w:r>
     </w:p>
     <w:p>
       <w:pPr>
         <w:pStyle w:val="ListBullet"/>
+        <w:spacing w:after="40"/>
       </w:pPr>
       <w:r>
-        <w:t>Regulatory Affairs Director - Vijay Subramaniam - Approved 05-May-2026</w:t>
+        <w:rPr>
+          <w:sz w:val="20"/>
+        </w:rPr>
+        <w:t>Capex pipeline triage (180 projects scored; 22 deferrable)</w:t>
       </w:r>
     </w:p>
     <w:p>
       <w:pPr>
         <w:pStyle w:val="ListBullet"/>
+        <w:spacing w:after="40"/>
       </w:pPr>
       <w:r>
-        <w:t>Site Quality Heads (Cyberjaya and Klang) - Approved 05-May-2026</w:t>
+        <w:rPr>
+          <w:sz w:val="20"/>
+        </w:rPr>
+        <w:t>Lender covenant headroom analysis (18 facilities)</w:t>
       </w:r>
     </w:p>
     <w:p>
       <w:pPr>
-        <w:pStyle w:val="ListBullet"/>
+        <w:jc w:val="center"/>
       </w:pPr>
       <w:r>
-        <w:t>Qualified Person (QP) - Dr Siti Aishah - Approved subject to PPQ completion</w:t>
+        <w:rPr>
+          <w:i/>
+          <w:color w:val="9CA3AF"/>
+          <w:sz w:val="16"/>
+        </w:rPr>
+        <w:t>— END OF DOCUMENT —</w:t>
       </w:r>
     </w:p>
     <w:sectPr>
@@ -719,10 +1682,6 @@
     <w:name w:val="Normal"/>
     <w:qFormat/>
     <w:rsid w:val="00FC693F"/>
-    <w:rPr>
-      <w:rFonts w:ascii="Aptos" w:hAnsi="Aptos"/>
-      <w:sz w:val="22"/>
-    </w:rPr>
   </w:style>
   <w:style w:type="paragraph" w:styleId="Header">
     <w:name w:val="header"/>
